--- a/SRS/word/SRS_V4.docx
+++ b/SRS/word/SRS_V4.docx
@@ -125,7 +125,35 @@
           <w:lang w:eastAsia="en-GB"/>
           <w14:ligatures w14:val="none"/>
         </w:rPr>
-        <w:t>Version 3.0.0</w:t>
+        <w:t>Version </w:t>
+      </w:r>
+      <w:r>
+        <w:rPr>
+          <w:rFonts w:eastAsia="Times New Roman" w:cs="" w:asciiTheme="majorBidi" w:cstheme="majorBidi" w:hAnsiTheme="majorBidi"/>
+          <w:b/>
+          <w:bCs/>
+          <w:color w:val="000000"/>
+          <w:kern w:val="0"/>
+          <w:sz w:val="20"/>
+          <w:szCs w:val="20"/>
+          <w:lang w:eastAsia="en-GB"/>
+          <w14:ligatures w14:val="none"/>
+        </w:rPr>
+        <w:t>4</w:t>
+      </w:r>
+      <w:r>
+        <w:rPr>
+          <w:rFonts w:eastAsia="Times New Roman" w:cs="" w:asciiTheme="majorBidi" w:cstheme="majorBidi" w:hAnsiTheme="majorBidi"/>
+          <w:b/>
+          <w:bCs/>
+          <w:color w:val="000000"/>
+          <w:kern w:val="0"/>
+          <w:sz w:val="20"/>
+          <w:szCs w:val="20"/>
+          <w:lang w:eastAsia="en-GB"/>
+          <w14:ligatures w14:val="none"/>
+        </w:rPr>
+        <w:t>.0.0</w:t>
       </w:r>
     </w:p>
     <w:p>
@@ -1260,8 +1288,8 @@
         <w:tblLook w:val="04a0" w:noHBand="0" w:noVBand="1" w:firstColumn="1" w:lastRow="0" w:lastColumn="0" w:firstRow="1"/>
       </w:tblPr>
       <w:tblGrid>
-        <w:gridCol w:w="1999"/>
-        <w:gridCol w:w="2017"/>
+        <w:gridCol w:w="1998"/>
+        <w:gridCol w:w="2018"/>
         <w:gridCol w:w="3199"/>
         <w:gridCol w:w="1899"/>
       </w:tblGrid>
@@ -1269,7 +1297,7 @@
         <w:trPr/>
         <w:tc>
           <w:tcPr>
-            <w:tcW w:w="1999" w:type="dxa"/>
+            <w:tcW w:w="1998" w:type="dxa"/>
             <w:tcBorders>
               <w:top w:val="single" w:sz="6" w:space="0" w:color="000000"/>
               <w:left w:val="single" w:sz="6" w:space="0" w:color="000000"/>
@@ -1309,7 +1337,7 @@
         </w:tc>
         <w:tc>
           <w:tcPr>
-            <w:tcW w:w="2017" w:type="dxa"/>
+            <w:tcW w:w="2018" w:type="dxa"/>
             <w:tcBorders>
               <w:top w:val="single" w:sz="6" w:space="0" w:color="000000"/>
               <w:left w:val="single" w:sz="6" w:space="0" w:color="000000"/>
@@ -1434,7 +1462,7 @@
         </w:trPr>
         <w:tc>
           <w:tcPr>
-            <w:tcW w:w="1999" w:type="dxa"/>
+            <w:tcW w:w="1998" w:type="dxa"/>
             <w:tcBorders>
               <w:top w:val="single" w:sz="6" w:space="0" w:color="000000"/>
               <w:left w:val="single" w:sz="6" w:space="0" w:color="000000"/>
@@ -1470,7 +1498,7 @@
         </w:tc>
         <w:tc>
           <w:tcPr>
-            <w:tcW w:w="2017" w:type="dxa"/>
+            <w:tcW w:w="2018" w:type="dxa"/>
             <w:tcBorders>
               <w:top w:val="single" w:sz="6" w:space="0" w:color="000000"/>
               <w:left w:val="single" w:sz="6" w:space="0" w:color="000000"/>
@@ -1583,7 +1611,7 @@
         </w:trPr>
         <w:tc>
           <w:tcPr>
-            <w:tcW w:w="1999" w:type="dxa"/>
+            <w:tcW w:w="1998" w:type="dxa"/>
             <w:tcBorders>
               <w:left w:val="single" w:sz="6" w:space="0" w:color="000000"/>
               <w:bottom w:val="single" w:sz="6" w:space="0" w:color="000000"/>
@@ -1615,7 +1643,7 @@
         </w:tc>
         <w:tc>
           <w:tcPr>
-            <w:tcW w:w="2017" w:type="dxa"/>
+            <w:tcW w:w="2018" w:type="dxa"/>
             <w:tcBorders>
               <w:left w:val="single" w:sz="6" w:space="0" w:color="000000"/>
               <w:bottom w:val="single" w:sz="6" w:space="0" w:color="000000"/>
@@ -1716,7 +1744,7 @@
         </w:trPr>
         <w:tc>
           <w:tcPr>
-            <w:tcW w:w="1999" w:type="dxa"/>
+            <w:tcW w:w="1998" w:type="dxa"/>
             <w:tcBorders>
               <w:left w:val="single" w:sz="6" w:space="0" w:color="000000"/>
               <w:bottom w:val="single" w:sz="6" w:space="0" w:color="000000"/>
@@ -1748,7 +1776,7 @@
         </w:tc>
         <w:tc>
           <w:tcPr>
-            <w:tcW w:w="2017" w:type="dxa"/>
+            <w:tcW w:w="2018" w:type="dxa"/>
             <w:tcBorders>
               <w:left w:val="single" w:sz="6" w:space="0" w:color="000000"/>
               <w:bottom w:val="single" w:sz="6" w:space="0" w:color="000000"/>
@@ -1849,7 +1877,7 @@
         </w:trPr>
         <w:tc>
           <w:tcPr>
-            <w:tcW w:w="1999" w:type="dxa"/>
+            <w:tcW w:w="1998" w:type="dxa"/>
             <w:tcBorders>
               <w:left w:val="single" w:sz="6" w:space="0" w:color="000000"/>
               <w:bottom w:val="single" w:sz="6" w:space="0" w:color="000000"/>
@@ -1881,7 +1909,7 @@
         </w:tc>
         <w:tc>
           <w:tcPr>
-            <w:tcW w:w="2017" w:type="dxa"/>
+            <w:tcW w:w="2018" w:type="dxa"/>
             <w:tcBorders>
               <w:left w:val="single" w:sz="6" w:space="0" w:color="000000"/>
               <w:bottom w:val="single" w:sz="6" w:space="0" w:color="000000"/>
@@ -2179,7 +2207,7 @@
       </w:pPr>
       <w:r>
         <w:rPr>
-          <w:rFonts w:eastAsia="Times New Roman" w:cs="" w:ascii="Aptos" w:hAnsi="Aptos" w:cstheme="majorBidi"/>
+          <w:rFonts w:eastAsia="Times New Roman" w:cs="" w:cstheme="majorBidi"/>
           <w:color w:val="000000"/>
           <w:kern w:val="0"/>
           <w:sz w:val="20"/>
@@ -2192,7 +2220,7 @@
       <w:r>
         <w:rPr>
           <w:rStyle w:val="Strong"/>
-          <w:rFonts w:eastAsia="Times New Roman" w:cs="" w:ascii="Aptos" w:hAnsi="Aptos" w:cstheme="majorBidi"/>
+          <w:rFonts w:eastAsia="Times New Roman" w:cs="" w:cstheme="majorBidi"/>
           <w:color w:val="000000"/>
           <w:kern w:val="0"/>
           <w:sz w:val="20"/>
@@ -2204,7 +2232,7 @@
       </w:r>
       <w:r>
         <w:rPr>
-          <w:rFonts w:eastAsia="Times New Roman" w:cs="" w:ascii="Aptos" w:hAnsi="Aptos" w:cstheme="majorBidi"/>
+          <w:rFonts w:eastAsia="Times New Roman" w:cs="" w:cstheme="majorBidi"/>
           <w:color w:val="000000"/>
           <w:kern w:val="0"/>
           <w:sz w:val="20"/>
@@ -2217,7 +2245,7 @@
       <w:r>
         <w:rPr>
           <w:rStyle w:val="Strong"/>
-          <w:rFonts w:eastAsia="Times New Roman" w:cs="" w:ascii="Aptos" w:hAnsi="Aptos" w:cstheme="majorBidi"/>
+          <w:rFonts w:eastAsia="Times New Roman" w:cs="" w:cstheme="majorBidi"/>
           <w:color w:val="000000"/>
           <w:kern w:val="0"/>
           <w:sz w:val="20"/>
@@ -2229,7 +2257,7 @@
       </w:r>
       <w:r>
         <w:rPr>
-          <w:rFonts w:eastAsia="Times New Roman" w:cs="" w:ascii="Aptos" w:hAnsi="Aptos" w:cstheme="majorBidi"/>
+          <w:rFonts w:eastAsia="Times New Roman" w:cs="" w:cstheme="majorBidi"/>
           <w:color w:val="000000"/>
           <w:kern w:val="0"/>
           <w:sz w:val="20"/>
@@ -2242,7 +2270,7 @@
       <w:r>
         <w:rPr>
           <w:rStyle w:val="Strong"/>
-          <w:rFonts w:eastAsia="Times New Roman" w:cs="" w:ascii="Aptos" w:hAnsi="Aptos" w:cstheme="majorBidi"/>
+          <w:rFonts w:eastAsia="Times New Roman" w:cs="" w:cstheme="majorBidi"/>
           <w:color w:val="000000"/>
           <w:kern w:val="0"/>
           <w:sz w:val="20"/>
@@ -2254,7 +2282,7 @@
       </w:r>
       <w:r>
         <w:rPr>
-          <w:rFonts w:eastAsia="Times New Roman" w:cs="" w:ascii="Aptos" w:hAnsi="Aptos" w:cstheme="majorBidi"/>
+          <w:rFonts w:eastAsia="Times New Roman" w:cs="" w:cstheme="majorBidi"/>
           <w:color w:val="000000"/>
           <w:kern w:val="0"/>
           <w:sz w:val="20"/>
@@ -2267,7 +2295,7 @@
       <w:r>
         <w:rPr>
           <w:rStyle w:val="Strong"/>
-          <w:rFonts w:eastAsia="Times New Roman" w:cs="" w:ascii="Aptos" w:hAnsi="Aptos" w:cstheme="majorBidi"/>
+          <w:rFonts w:eastAsia="Times New Roman" w:cs="" w:cstheme="majorBidi"/>
           <w:color w:val="000000"/>
           <w:kern w:val="0"/>
           <w:sz w:val="20"/>
@@ -2279,7 +2307,7 @@
       </w:r>
       <w:r>
         <w:rPr>
-          <w:rFonts w:eastAsia="Times New Roman" w:cs="" w:ascii="Aptos" w:hAnsi="Aptos" w:cstheme="majorBidi"/>
+          <w:rFonts w:eastAsia="Times New Roman" w:cs="" w:cstheme="majorBidi"/>
           <w:color w:val="000000"/>
           <w:kern w:val="0"/>
           <w:sz w:val="20"/>
@@ -2292,7 +2320,7 @@
       <w:r>
         <w:rPr>
           <w:rStyle w:val="Strong"/>
-          <w:rFonts w:eastAsia="Times New Roman" w:cs="" w:ascii="Aptos" w:hAnsi="Aptos" w:cstheme="majorBidi"/>
+          <w:rFonts w:eastAsia="Times New Roman" w:cs="" w:cstheme="majorBidi"/>
           <w:color w:val="000000"/>
           <w:kern w:val="0"/>
           <w:sz w:val="20"/>
@@ -2304,7 +2332,7 @@
       </w:r>
       <w:r>
         <w:rPr>
-          <w:rFonts w:eastAsia="Times New Roman" w:cs="" w:ascii="Aptos" w:hAnsi="Aptos" w:cstheme="majorBidi"/>
+          <w:rFonts w:eastAsia="Times New Roman" w:cs="" w:cstheme="majorBidi"/>
           <w:color w:val="000000"/>
           <w:kern w:val="0"/>
           <w:sz w:val="20"/>
@@ -2317,7 +2345,7 @@
       <w:r>
         <w:rPr>
           <w:rStyle w:val="Emphasis"/>
-          <w:rFonts w:eastAsia="Times New Roman" w:cs="" w:ascii="Aptos" w:hAnsi="Aptos" w:cstheme="majorBidi"/>
+          <w:rFonts w:eastAsia="Times New Roman" w:cs="" w:cstheme="majorBidi"/>
           <w:color w:val="000000"/>
           <w:kern w:val="0"/>
           <w:sz w:val="20"/>
@@ -2329,7 +2357,7 @@
       </w:r>
       <w:r>
         <w:rPr>
-          <w:rFonts w:eastAsia="Times New Roman" w:cs="" w:ascii="Aptos" w:hAnsi="Aptos" w:cstheme="majorBidi"/>
+          <w:rFonts w:eastAsia="Times New Roman" w:cs="" w:cstheme="majorBidi"/>
           <w:color w:val="000000"/>
           <w:kern w:val="0"/>
           <w:sz w:val="20"/>
@@ -2342,7 +2370,7 @@
       <w:r>
         <w:rPr>
           <w:rStyle w:val="Emphasis"/>
-          <w:rFonts w:eastAsia="Times New Roman" w:cs="" w:ascii="Aptos" w:hAnsi="Aptos" w:cstheme="majorBidi"/>
+          <w:rFonts w:eastAsia="Times New Roman" w:cs="" w:cstheme="majorBidi"/>
           <w:color w:val="000000"/>
           <w:kern w:val="0"/>
           <w:sz w:val="20"/>
@@ -2354,7 +2382,7 @@
       </w:r>
       <w:r>
         <w:rPr>
-          <w:rFonts w:eastAsia="Times New Roman" w:cs="" w:ascii="Aptos" w:hAnsi="Aptos" w:cstheme="majorBidi"/>
+          <w:rFonts w:eastAsia="Times New Roman" w:cs="" w:cstheme="majorBidi"/>
           <w:color w:val="000000"/>
           <w:kern w:val="0"/>
           <w:sz w:val="20"/>
@@ -2390,7 +2418,7 @@
       </w:pPr>
       <w:r>
         <w:rPr>
-          <w:rFonts w:eastAsia="Times New Roman" w:cs="" w:ascii="Aptos" w:hAnsi="Aptos" w:cstheme="majorBidi"/>
+          <w:rFonts w:eastAsia="Times New Roman" w:cs="" w:cstheme="majorBidi"/>
           <w:color w:val="000000"/>
           <w:kern w:val="0"/>
           <w:sz w:val="20"/>
@@ -2409,14 +2437,12 @@
       <w:r>
         <w:rPr>
           <w:rStyle w:val="Strong"/>
-          <w:rFonts w:ascii="Aptos" w:hAnsi="Aptos"/>
           <w:color w:val="000000"/>
         </w:rPr>
         <w:t>Embedded Developers and Software Engineers</w:t>
       </w:r>
       <w:r>
         <w:rPr>
-          <w:rFonts w:ascii="Aptos" w:hAnsi="Aptos"/>
           <w:color w:val="000000"/>
         </w:rPr>
         <w:t xml:space="preserve"> form the primary audience. They should read the document in full, with particular focus on Sections 3 (System Features), 4 (External Interface Requirements), 5 (Functional Requirements), and 6 (Non-Functional Requirements), as these sections define the precise behavior the implemented firmware shall exhibit.</w:t>
@@ -2430,14 +2456,12 @@
       <w:r>
         <w:rPr>
           <w:rStyle w:val="Strong"/>
-          <w:rFonts w:ascii="Aptos" w:hAnsi="Aptos"/>
           <w:color w:val="000000"/>
         </w:rPr>
         <w:t>Testers and QA Engineers</w:t>
       </w:r>
       <w:r>
         <w:rPr>
-          <w:rFonts w:ascii="Aptos" w:hAnsi="Aptos"/>
           <w:color w:val="000000"/>
         </w:rPr>
         <w:t xml:space="preserve"> should focus on Sections 5 and 6, where individually verifiable requirements are stated. The state diagram in Section 3.7 and the activity diagram in Section 5.1.2 provide additional visual context useful for test case derivation.</w:t>
@@ -2451,14 +2475,12 @@
       <w:r>
         <w:rPr>
           <w:rStyle w:val="Strong"/>
-          <w:rFonts w:ascii="Aptos" w:hAnsi="Aptos"/>
           <w:color w:val="000000"/>
         </w:rPr>
         <w:t>Academic Supervisors and Project Evaluators</w:t>
       </w:r>
       <w:r>
         <w:rPr>
-          <w:rFonts w:ascii="Aptos" w:hAnsi="Aptos"/>
           <w:color w:val="000000"/>
         </w:rPr>
         <w:t xml:space="preserve"> at Lodz University of Technology are advised to begin with Sections 1 and 2 for a product scope and architectural overview, and then proceed to Section 3 for a concise summary of system capabilities.</w:t>
@@ -2472,14 +2494,12 @@
       <w:r>
         <w:rPr>
           <w:rStyle w:val="Strong"/>
-          <w:rFonts w:ascii="Aptos" w:hAnsi="Aptos"/>
           <w:color w:val="000000"/>
         </w:rPr>
         <w:t>System Administrators</w:t>
       </w:r>
       <w:r>
         <w:rPr>
-          <w:rFonts w:ascii="Aptos" w:hAnsi="Aptos"/>
           <w:color w:val="000000"/>
         </w:rPr>
         <w:t xml:space="preserve"> responsible for deployment and operation of the device should primarily consult Section 4.1 (User Interfaces Overview) and Section 2.6 (User Documentation). All readers are encouraged to begin with Sections 1 and 2 before proceeding to the sections most relevant to their role.</w:t>
@@ -2845,17 +2865,15 @@
         </w:rPr>
         <w:t xml:space="preserve">, available at: </w:t>
       </w:r>
-      <w:hyperlink r:id="rId9">
-        <w:r>
-          <w:rPr>
-            <w:rStyle w:val="Hyperlink"/>
-            <w:i w:val="false"/>
-            <w:iCs w:val="false"/>
-            <w:color w:val="000000"/>
-          </w:rPr>
-          <w:t>https://www.raspberrypi.com/documentation/computers/os.html</w:t>
-        </w:r>
-      </w:hyperlink>
+      <w:r>
+        <w:rPr>
+          <w:rStyle w:val="Hyperlink"/>
+          <w:i w:val="false"/>
+          <w:iCs w:val="false"/>
+          <w:color w:val="000000"/>
+        </w:rPr>
+        <w:t>https://www.raspberrypi.com/documentation/computers/os.html</w:t>
+      </w:r>
     </w:p>
     <w:p>
       <w:pPr>
@@ -2868,7 +2886,11 @@
         </w:rPr>
       </w:pPr>
       <w:r>
-        <w:rPr/>
+        <w:rPr>
+          <w:i w:val="false"/>
+          <w:iCs w:val="false"/>
+          <w:color w:val="000000"/>
+        </w:rPr>
       </w:r>
     </w:p>
     <w:p>
@@ -3263,7 +3285,7 @@
                     </pic:cNvPicPr>
                   </pic:nvPicPr>
                   <pic:blipFill>
-                    <a:blip r:embed="rId10"/>
+                    <a:blip r:embed="rId8"/>
                     <a:stretch>
                       <a:fillRect/>
                     </a:stretch>
@@ -3353,7 +3375,7 @@
                     </pic:cNvPicPr>
                   </pic:nvPicPr>
                   <pic:blipFill>
-                    <a:blip r:embed="rId11"/>
+                    <a:blip r:embed="rId9"/>
                     <a:stretch>
                       <a:fillRect/>
                     </a:stretch>
@@ -3399,7 +3421,7 @@
       </w:pPr>
       <w:r>
         <w:rPr>
-          <w:rFonts w:eastAsia="Times New Roman" w:cs="" w:ascii="Aptos" w:hAnsi="Aptos" w:cstheme="majorBidi"/>
+          <w:rFonts w:eastAsia="Times New Roman" w:cs="" w:cstheme="majorBidi"/>
           <w:color w:val="000000"/>
           <w:kern w:val="0"/>
           <w:sz w:val="20"/>
@@ -3418,14 +3440,11 @@
       <w:r>
         <w:rPr>
           <w:rStyle w:val="Strong"/>
-          <w:rFonts w:ascii="Aptos" w:hAnsi="Aptos"/>
         </w:rPr>
         <w:t>System Administrator (Primary and Sole User).</w:t>
       </w:r>
       <w:r>
-        <w:rPr>
-          <w:rFonts w:ascii="Aptos" w:hAnsi="Aptos"/>
-        </w:rPr>
+        <w:rPr/>
         <w:t xml:space="preserve"> The system administrator is the only human operator who interacts with the surveillance firmware. This individual is responsible for initial hardware assembly, firmware deployment, credential configuration, and ongoing monitoring of system-generated alerts. The administrator is assumed to possess intermediate technical knowledge — sufficient to configure a network-connected device, manage an email account, and operate a standard web browser — but is not expected to have expertise in embedded software development or computer vision. All interaction with the system occurs remotely through the administrator web portal described in Section 4.1, supplemented by automated email notifications dispatched by the firmware itself. The administrator holds the highest and only privilege level in the system; no guest, read-only viewer, or unprivileged user class is defined in this version of the product.</w:t>
       </w:r>
     </w:p>
@@ -3581,7 +3600,7 @@
       </w:pPr>
       <w:r>
         <w:rPr>
-          <w:rFonts w:eastAsia="Times New Roman" w:cs="" w:ascii="Aptos" w:hAnsi="Aptos" w:cstheme="majorBidi"/>
+          <w:rFonts w:eastAsia="Times New Roman" w:cs="" w:cstheme="majorBidi"/>
           <w:color w:val="000000"/>
           <w:kern w:val="0"/>
           <w:sz w:val="20"/>
@@ -3600,14 +3619,12 @@
       <w:r>
         <w:rPr>
           <w:rStyle w:val="Strong"/>
-          <w:rFonts w:ascii="Aptos" w:hAnsi="Aptos"/>
           <w:color w:val="000000"/>
         </w:rPr>
         <w:t>Language Constraint:</w:t>
       </w:r>
       <w:r>
         <w:rPr>
-          <w:rFonts w:ascii="Aptos" w:hAnsi="Aptos"/>
           <w:color w:val="000000"/>
         </w:rPr>
         <w:t xml:space="preserve"> The firmware shall be implemented entirely in Python 3.10 or higher, consistent with the hardware abstraction libraries available on Raspberry Pi OS.</w:t>
@@ -3621,14 +3638,12 @@
       <w:r>
         <w:rPr>
           <w:rStyle w:val="Strong"/>
-          <w:rFonts w:ascii="Aptos" w:hAnsi="Aptos"/>
           <w:color w:val="000000"/>
         </w:rPr>
         <w:t>Target Hardware:</w:t>
       </w:r>
       <w:r>
         <w:rPr>
-          <w:rFonts w:ascii="Aptos" w:hAnsi="Aptos"/>
           <w:color w:val="000000"/>
         </w:rPr>
         <w:t xml:space="preserve"> The firmware shall target the Raspberry Pi hardware platform exclusively. Portability to generic x86/x64 or other ARM platforms is out of scope for this version.</w:t>
@@ -3642,14 +3657,12 @@
       <w:r>
         <w:rPr>
           <w:rStyle w:val="Strong"/>
-          <w:rFonts w:ascii="Aptos" w:hAnsi="Aptos"/>
           <w:color w:val="000000"/>
         </w:rPr>
         <w:t>Edge-Only Architecture:</w:t>
       </w:r>
       <w:r>
         <w:rPr>
-          <w:rFonts w:ascii="Aptos" w:hAnsi="Aptos"/>
           <w:color w:val="000000"/>
         </w:rPr>
         <w:t xml:space="preserve"> The firmware shall not require or depend on any external cloud storage endpoint, remote processing service, or third-party API beyond a standard SMTP mail relay. All computer vision processing, media storage, and data management shall occur locally on the device.</w:t>
@@ -3663,14 +3676,12 @@
       <w:r>
         <w:rPr>
           <w:rStyle w:val="Strong"/>
-          <w:rFonts w:ascii="Aptos" w:hAnsi="Aptos"/>
           <w:color w:val="000000"/>
         </w:rPr>
         <w:t>No RTOS:</w:t>
       </w:r>
       <w:r>
         <w:rPr>
-          <w:rFonts w:ascii="Aptos" w:hAnsi="Aptos"/>
           <w:color w:val="000000"/>
         </w:rPr>
         <w:t xml:space="preserve"> The system shall not use a real-time operating system. Timing constraints shall be addressed through optimized multi-threaded frame-processing loop design on top of Raspberry Pi OS.</w:t>
@@ -3684,14 +3695,12 @@
       <w:r>
         <w:rPr>
           <w:rStyle w:val="Strong"/>
-          <w:rFonts w:ascii="Aptos" w:hAnsi="Aptos"/>
           <w:color w:val="000000"/>
         </w:rPr>
         <w:t>Memory Budget:</w:t>
       </w:r>
       <w:r>
         <w:rPr>
-          <w:rFonts w:ascii="Aptos" w:hAnsi="Aptos"/>
           <w:color w:val="000000"/>
         </w:rPr>
         <w:t xml:space="preserve"> The firmware shall operate within the memory envelope of a Raspberry Pi 4 with 2 GB RAM, accounting for concurrent frame-processing, web server, email dispatch, and storage management threads running simultaneously.</w:t>
@@ -3705,14 +3714,12 @@
       <w:r>
         <w:rPr>
           <w:rStyle w:val="Strong"/>
-          <w:rFonts w:ascii="Aptos" w:hAnsi="Aptos"/>
           <w:color w:val="000000"/>
         </w:rPr>
         <w:t>Cryptographic Standards:</w:t>
       </w:r>
       <w:r>
         <w:rPr>
-          <w:rFonts w:ascii="Aptos" w:hAnsi="Aptos"/>
           <w:color w:val="000000"/>
         </w:rPr>
         <w:t xml:space="preserve"> All sensitive configuration data stored at rest shall be encrypted using AES-256-GCM. Password hashing shall use SHA-256. No deprecated or weak cryptographic algorithms shall be used.</w:t>
@@ -3726,14 +3733,12 @@
       <w:r>
         <w:rPr>
           <w:rStyle w:val="Strong"/>
-          <w:rFonts w:ascii="Aptos" w:hAnsi="Aptos"/>
           <w:color w:val="000000"/>
         </w:rPr>
         <w:t>Network Dependency for Alerts:</w:t>
       </w:r>
       <w:r>
         <w:rPr>
-          <w:rFonts w:ascii="Aptos" w:hAnsi="Aptos"/>
           <w:color w:val="000000"/>
         </w:rPr>
         <w:t xml:space="preserve"> Email alert dispatch depends on network availability. The firmware shall not block or stall the recording pipeline when the network is temporarily unavailable; delivery failures shall be logged locally and the surveillance pipeline shall continue uninterrupted.</w:t>
@@ -3747,14 +3752,12 @@
       <w:r>
         <w:rPr>
           <w:rStyle w:val="Strong"/>
-          <w:rFonts w:ascii="Aptos" w:hAnsi="Aptos"/>
           <w:color w:val="000000"/>
         </w:rPr>
         <w:t>Single Administrator Account:</w:t>
       </w:r>
       <w:r>
         <w:rPr>
-          <w:rFonts w:ascii="Aptos" w:hAnsi="Aptos"/>
           <w:color w:val="000000"/>
         </w:rPr>
         <w:t xml:space="preserve"> The web portal shall support exactly one administrator account. Multi-user management and role-based access control are out of scope for this version.</w:t>
@@ -3773,7 +3776,6 @@
       </w:pPr>
       <w:r>
         <w:rPr>
-          <w:rFonts w:ascii="Aptos" w:hAnsi="Aptos"/>
           <w:color w:val="000000"/>
         </w:rPr>
       </w:r>
@@ -3907,7 +3909,7 @@
       <w:r>
         <w:rPr>
           <w:rStyle w:val="Strong"/>
-          <w:rFonts w:eastAsia="Times New Roman" w:cs="" w:ascii="Aptos" w:hAnsi="Aptos" w:cstheme="majorBidi"/>
+          <w:rFonts w:eastAsia="Times New Roman" w:cs="" w:cstheme="majorBidi"/>
           <w:color w:val="000000"/>
           <w:kern w:val="0"/>
           <w:sz w:val="20"/>
@@ -3927,9 +3929,7 @@
         </w:rPr>
       </w:pPr>
       <w:r>
-        <w:rPr>
-          <w:rFonts w:ascii="Aptos" w:hAnsi="Aptos"/>
-        </w:rPr>
+        <w:rPr/>
         <w:t>It is assumed that the system administrator has access to a functioning SMTP relay or email provider (for example, Gmail with an app-specific password, or a local mail server) and can supply the necessary credentials during initial system configuration. It is further assumed that the Raspberry Pi deployment environment has a stable, mains-powered electrical supply under normal operating conditions; power interruptions are treated as exceptional, recoverable events as specified in Section 3.5. The monitored area is assumed to provide sufficient ambient illumination for the camera sensor to produce usable frames; low-light or night-vision operation is not guaranteed unless the specific camera module variant in use includes infrared capability. The local network is assumed to provide DHCP-assigned IP addressing; if a static IP address is required for reliable portal access, the administrator is responsible for configuring this at the OS level prior to deployment. Finally, it is assumed that the administrator's email client correctly renders MIME multipart messages with embedded JPEG attachments without filtering or quarantining them.</w:t>
       </w:r>
     </w:p>
@@ -3941,7 +3941,6 @@
       <w:r>
         <w:rPr>
           <w:rStyle w:val="Strong"/>
-          <w:rFonts w:ascii="Aptos" w:hAnsi="Aptos"/>
         </w:rPr>
         <w:t>Dependencies:</w:t>
       </w:r>
@@ -3952,61 +3951,47 @@
         <w:rPr/>
       </w:pPr>
       <w:r>
-        <w:rPr>
-          <w:rFonts w:ascii="Aptos" w:hAnsi="Aptos"/>
-        </w:rPr>
+        <w:rPr/>
         <w:t xml:space="preserve">The firmware depends on the </w:t>
       </w:r>
       <w:r>
         <w:rPr>
           <w:rStyle w:val="Strong"/>
-          <w:rFonts w:ascii="Aptos" w:hAnsi="Aptos"/>
         </w:rPr>
         <w:t>picamera2</w:t>
       </w:r>
       <w:r>
-        <w:rPr>
-          <w:rFonts w:ascii="Aptos" w:hAnsi="Aptos"/>
-        </w:rPr>
+        <w:rPr/>
         <w:t xml:space="preserve"> library (libcamera backend) for all camera hardware interaction; a breaking change to its Python API would require corresponding firmware updates. Frame differencing, contour analysis, and JPEG encoding depend on </w:t>
       </w:r>
       <w:r>
         <w:rPr>
           <w:rStyle w:val="Strong"/>
-          <w:rFonts w:ascii="Aptos" w:hAnsi="Aptos"/>
         </w:rPr>
         <w:t>OpenCV (cv2, ≥ 4.5)</w:t>
       </w:r>
       <w:r>
-        <w:rPr>
-          <w:rFonts w:ascii="Aptos" w:hAnsi="Aptos"/>
-        </w:rPr>
+        <w:rPr/>
         <w:t xml:space="preserve">. The administrator web portal depends on </w:t>
       </w:r>
       <w:r>
         <w:rPr>
           <w:rStyle w:val="Strong"/>
-          <w:rFonts w:ascii="Aptos" w:hAnsi="Aptos"/>
         </w:rPr>
         <w:t>Flask (≥ 2.0)</w:t>
       </w:r>
       <w:r>
-        <w:rPr>
-          <w:rFonts w:ascii="Aptos" w:hAnsi="Aptos"/>
-        </w:rPr>
+        <w:rPr/>
         <w:t xml:space="preserve"> for HTTP routing and server-side session management. AES-256-GCM encryption of configuration data at rest depends on the </w:t>
       </w:r>
       <w:r>
         <w:rPr>
           <w:rStyle w:val="Strong"/>
-          <w:rFonts w:ascii="Aptos" w:hAnsi="Aptos"/>
         </w:rPr>
         <w:t>Python cryptography library (≥ 3.0)</w:t>
       </w:r>
       <w:r>
-        <w:rPr>
-          <w:rFonts w:ascii="Aptos" w:hAnsi="Aptos"/>
-        </w:rPr>
+        <w:rPr/>
         <w:t>. Finally, the firmware depends on V4L2 and CSI-2 kernel modules available specifically within Raspberry Pi OS; portability to other Linux distributions is not guaranteed without modification.</w:t>
       </w:r>
     </w:p>
@@ -4027,7 +4012,15 @@
         </w:rPr>
       </w:pPr>
       <w:r>
-        <w:rPr/>
+        <w:rPr>
+          <w:rFonts w:eastAsia="Times New Roman" w:cs="" w:asciiTheme="majorBidi" w:cstheme="majorBidi" w:hAnsiTheme="majorBidi"/>
+          <w:color w:val="373D3F"/>
+          <w:kern w:val="0"/>
+          <w:sz w:val="20"/>
+          <w:szCs w:val="20"/>
+          <w:lang w:eastAsia="en-GB"/>
+          <w14:ligatures w14:val="none"/>
+        </w:rPr>
       </w:r>
     </w:p>
     <w:p>
@@ -4342,61 +4335,20 @@
           <w:lang w:eastAsia="en-GB"/>
           <w14:ligatures w14:val="none"/>
         </w:rPr>
-        <w:t>3.</w:t>
+        <w:t xml:space="preserve">3.7. </w:t>
       </w:r>
       <w:r>
         <w:rPr>
           <w:rFonts w:eastAsia="Times New Roman" w:cs="" w:cstheme="majorBidi"/>
           <w:b/>
           <w:bCs/>
-          <w:color w:val="000000"/>
-          <w:kern w:val="0"/>
-          <w:sz w:val="20"/>
-          <w:szCs w:val="20"/>
-          <w:lang w:eastAsia="en-GB"/>
-          <w14:ligatures w14:val="none"/>
-        </w:rPr>
-        <w:t>7</w:t>
-      </w:r>
-      <w:r>
-        <w:rPr>
-          <w:rFonts w:eastAsia="Times New Roman" w:cs="" w:cstheme="majorBidi"/>
-          <w:b/>
-          <w:bCs/>
-          <w:color w:val="000000"/>
-          <w:kern w:val="0"/>
-          <w:sz w:val="20"/>
-          <w:szCs w:val="20"/>
-          <w:lang w:eastAsia="en-GB"/>
-          <w14:ligatures w14:val="none"/>
-        </w:rPr>
-        <w:t xml:space="preserve">. </w:t>
-      </w:r>
-      <w:r>
-        <w:rPr>
-          <w:rFonts w:eastAsia="Times New Roman" w:cs="" w:cstheme="majorBidi"/>
-          <w:b/>
-          <w:bCs/>
-          <w:kern w:val="0"/>
-          <w:sz w:val="20"/>
-          <w:szCs w:val="20"/>
-          <w:lang w:eastAsia="en-GB"/>
-          <w14:ligatures w14:val="none"/>
-        </w:rPr>
-        <w:t>S</w:t>
-      </w:r>
-      <w:r>
-        <w:rPr>
-          <w:rFonts w:eastAsia="Times New Roman" w:cs="" w:cstheme="majorBidi"/>
-          <w:b/>
-          <w:bCs/>
-          <w:kern w:val="0"/>
-          <w:sz w:val="20"/>
-          <w:szCs w:val="20"/>
-          <w:lang w:eastAsia="en-GB"/>
-          <w14:ligatures w14:val="none"/>
-        </w:rPr>
-        <w:t>ystem State Model</w:t>
+          <w:kern w:val="0"/>
+          <w:sz w:val="20"/>
+          <w:szCs w:val="20"/>
+          <w:lang w:eastAsia="en-GB"/>
+          <w14:ligatures w14:val="none"/>
+        </w:rPr>
+        <w:t>System State Model</w:t>
       </w:r>
     </w:p>
     <w:p>
@@ -4434,7 +4386,7 @@
                     </pic:cNvPicPr>
                   </pic:nvPicPr>
                   <pic:blipFill>
-                    <a:blip r:embed="rId12"/>
+                    <a:blip r:embed="rId10"/>
                     <a:stretch>
                       <a:fillRect/>
                     </a:stretch>
@@ -5178,7 +5130,7 @@
       </w:r>
       <w:r>
         <w:rPr>
-          <w:rFonts w:eastAsia="Times New Roman" w:cs="" w:ascii="Aptos" w:hAnsi="Aptos" w:cstheme="majorBidi"/>
+          <w:rFonts w:eastAsia="Times New Roman" w:cs="" w:cstheme="majorBidi"/>
           <w:b/>
           <w:bCs/>
           <w:color w:val="000000"/>
@@ -5207,7 +5159,17 @@
         </w:rPr>
       </w:pPr>
       <w:r>
-        <w:rPr/>
+        <w:rPr>
+          <w:rFonts w:eastAsia="Times New Roman" w:cs="" w:cstheme="majorBidi"/>
+          <w:b/>
+          <w:bCs/>
+          <w:color w:val="000000"/>
+          <w:kern w:val="0"/>
+          <w:sz w:val="20"/>
+          <w:szCs w:val="20"/>
+          <w:lang w:eastAsia="en-GB"/>
+          <w14:ligatures w14:val="none"/>
+        </w:rPr>
       </w:r>
     </w:p>
     <w:p>
@@ -5238,7 +5200,7 @@
       </w:pPr>
       <w:r>
         <w:rPr>
-          <w:rFonts w:eastAsia="Times New Roman" w:cs="" w:ascii="Aptos" w:hAnsi="Aptos" w:cstheme="majorBidi"/>
+          <w:rFonts w:eastAsia="Times New Roman" w:cs="" w:cstheme="majorBidi"/>
           <w:color w:val="000000"/>
           <w:kern w:val="0"/>
           <w:sz w:val="20"/>
@@ -5251,7 +5213,7 @@
       <w:r>
         <w:rPr>
           <w:rStyle w:val="Strong"/>
-          <w:rFonts w:eastAsia="Times New Roman" w:cs="" w:ascii="Aptos" w:hAnsi="Aptos" w:cstheme="majorBidi"/>
+          <w:rFonts w:eastAsia="Times New Roman" w:cs="" w:cstheme="majorBidi"/>
           <w:color w:val="000000"/>
           <w:kern w:val="0"/>
           <w:sz w:val="20"/>
@@ -5263,7 +5225,7 @@
       </w:r>
       <w:r>
         <w:rPr>
-          <w:rFonts w:eastAsia="Times New Roman" w:cs="" w:ascii="Aptos" w:hAnsi="Aptos" w:cstheme="majorBidi"/>
+          <w:rFonts w:eastAsia="Times New Roman" w:cs="" w:cstheme="majorBidi"/>
           <w:color w:val="000000"/>
           <w:kern w:val="0"/>
           <w:sz w:val="20"/>
@@ -5325,7 +5287,7 @@
       <w:r>
         <w:rPr>
           <w:rStyle w:val="Strong"/>
-          <w:rFonts w:eastAsia="Times New Roman" w:cs="" w:ascii="Aptos" w:hAnsi="Aptos" w:cstheme="majorBidi"/>
+          <w:rFonts w:eastAsia="Times New Roman" w:cs="" w:cstheme="majorBidi"/>
           <w:color w:val="000000"/>
           <w:kern w:val="0"/>
           <w:sz w:val="20"/>
@@ -5337,7 +5299,7 @@
       </w:r>
       <w:r>
         <w:rPr>
-          <w:rFonts w:eastAsia="Times New Roman" w:cs="" w:ascii="Aptos" w:hAnsi="Aptos" w:cstheme="majorBidi"/>
+          <w:rFonts w:eastAsia="Times New Roman" w:cs="" w:cstheme="majorBidi"/>
           <w:color w:val="000000"/>
           <w:kern w:val="0"/>
           <w:sz w:val="20"/>
@@ -5351,7 +5313,7 @@
       <w:r>
         <w:rPr>
           <w:rStyle w:val="Strong"/>
-          <w:rFonts w:eastAsia="Times New Roman" w:cs="" w:ascii="Aptos" w:hAnsi="Aptos" w:cstheme="majorBidi"/>
+          <w:rFonts w:eastAsia="Times New Roman" w:cs="" w:cstheme="majorBidi"/>
           <w:color w:val="000000"/>
           <w:kern w:val="0"/>
           <w:sz w:val="20"/>
@@ -5363,7 +5325,7 @@
       </w:r>
       <w:r>
         <w:rPr>
-          <w:rFonts w:eastAsia="Times New Roman" w:cs="" w:ascii="Aptos" w:hAnsi="Aptos" w:cstheme="majorBidi"/>
+          <w:rFonts w:eastAsia="Times New Roman" w:cs="" w:cstheme="majorBidi"/>
           <w:color w:val="000000"/>
           <w:kern w:val="0"/>
           <w:sz w:val="20"/>
@@ -5376,7 +5338,6 @@
       <w:r>
         <w:rPr>
           <w:rStyle w:val="Strong"/>
-          <w:rFonts w:ascii="Aptos" w:hAnsi="Aptos"/>
           <w:color w:val="000000"/>
         </w:rPr>
         <w:br/>
@@ -5384,7 +5345,6 @@
       </w:r>
       <w:r>
         <w:rPr>
-          <w:rFonts w:ascii="Aptos" w:hAnsi="Aptos"/>
           <w:color w:val="000000"/>
         </w:rPr>
         <w:t xml:space="preserve"> A captured frame differs from the preceding reference frame by less than 5% at the pixel level.</w:t>
@@ -5393,14 +5353,12 @@
       <w:r>
         <w:rPr>
           <w:rStyle w:val="Strong"/>
-          <w:rFonts w:ascii="Aptos" w:hAnsi="Aptos"/>
           <w:color w:val="000000"/>
         </w:rPr>
         <w:t>Response:</w:t>
       </w:r>
       <w:r>
         <w:rPr>
-          <w:rFonts w:ascii="Aptos" w:hAnsi="Aptos"/>
           <w:color w:val="000000"/>
         </w:rPr>
         <w:t xml:space="preserve"> The system shall discard the frame comparison result, update the stored reference frame, and proceed to capture the next frame. No recording shall be initiated.</w:t>
@@ -5414,14 +5372,12 @@
       <w:r>
         <w:rPr>
           <w:rStyle w:val="Strong"/>
-          <w:rFonts w:ascii="Aptos" w:hAnsi="Aptos"/>
           <w:color w:val="000000"/>
         </w:rPr>
         <w:t>Stimulus:</w:t>
       </w:r>
       <w:r>
         <w:rPr>
-          <w:rFonts w:ascii="Aptos" w:hAnsi="Aptos"/>
           <w:color w:val="000000"/>
         </w:rPr>
         <w:t xml:space="preserve"> A captured frame differs from the preceding reference frame by 5% or more at the pixel level.</w:t>
@@ -5430,14 +5386,12 @@
       <w:r>
         <w:rPr>
           <w:rStyle w:val="Strong"/>
-          <w:rFonts w:ascii="Aptos" w:hAnsi="Aptos"/>
           <w:color w:val="000000"/>
         </w:rPr>
         <w:t>Response:</w:t>
       </w:r>
       <w:r>
         <w:rPr>
-          <w:rFonts w:ascii="Aptos" w:hAnsi="Aptos"/>
           <w:color w:val="000000"/>
         </w:rPr>
         <w:t xml:space="preserve"> The system shall log the confirmed motion event with the current timestamp and shall immediately initiate a 1080p / 20 fps video recording session lasting exactly 15 seconds.</w:t>
@@ -5451,14 +5405,12 @@
       <w:r>
         <w:rPr>
           <w:rStyle w:val="Strong"/>
-          <w:rFonts w:ascii="Aptos" w:hAnsi="Aptos"/>
           <w:color w:val="000000"/>
         </w:rPr>
         <w:t>Stimulus:</w:t>
       </w:r>
       <w:r>
         <w:rPr>
-          <w:rFonts w:ascii="Aptos" w:hAnsi="Aptos"/>
           <w:color w:val="000000"/>
         </w:rPr>
         <w:t xml:space="preserve"> The 15-second recording window elapses.</w:t>
@@ -5467,29 +5419,29 @@
       <w:r>
         <w:rPr>
           <w:rStyle w:val="Strong"/>
+          <w:color w:val="000000"/>
+        </w:rPr>
+        <w:t>Response:</w:t>
+      </w:r>
+      <w:r>
+        <w:rPr>
+          <w:color w:val="000000"/>
+        </w:rPr>
+        <w:t xml:space="preserve"> The system shall finalize the recording, identify the most visually active frame from the captured clip, and persist the video file to local non-volatile storage using the filename format YYYYMMDD_HHMMSS.mp4.</w:t>
+      </w:r>
+    </w:p>
+    <w:p>
+      <w:pPr>
+        <w:pStyle w:val="BodyText"/>
+        <w:rPr>
           <w:rFonts w:ascii="Aptos" w:hAnsi="Aptos"/>
           <w:color w:val="000000"/>
         </w:rPr>
-        <w:t>Response:</w:t>
-      </w:r>
-      <w:r>
-        <w:rPr>
-          <w:rFonts w:ascii="Aptos" w:hAnsi="Aptos"/>
-          <w:color w:val="000000"/>
-        </w:rPr>
-        <w:t xml:space="preserve"> The system shall finalize the recording, identify the most visually active frame from the captured clip, and persist the video file to local non-volatile storage using the filename format YYYYMMDD_HHMMSS.mp4.</w:t>
-      </w:r>
-    </w:p>
-    <w:p>
-      <w:pPr>
-        <w:pStyle w:val="BodyText"/>
-        <w:rPr>
-          <w:rFonts w:ascii="Aptos" w:hAnsi="Aptos"/>
-          <w:color w:val="000000"/>
-        </w:rPr>
-      </w:pPr>
-      <w:r>
-        <w:rPr/>
+      </w:pPr>
+      <w:r>
+        <w:rPr>
+          <w:color w:val="000000"/>
+        </w:rPr>
         <w:drawing>
           <wp:anchor behindDoc="0" distT="0" distB="0" distL="0" distR="0" simplePos="0" locked="0" layoutInCell="0" allowOverlap="1" relativeHeight="5">
             <wp:simplePos x="0" y="0"/>
@@ -5516,7 +5468,7 @@
                     </pic:cNvPicPr>
                   </pic:nvPicPr>
                   <pic:blipFill>
-                    <a:blip r:embed="rId13"/>
+                    <a:blip r:embed="rId11"/>
                     <a:stretch>
                       <a:fillRect/>
                     </a:stretch>
@@ -5589,19 +5541,7 @@
           <w:lang w:eastAsia="en-GB"/>
           <w14:ligatures w14:val="none"/>
         </w:rPr>
-        <w:t> </w:t>
-      </w:r>
-      <w:r>
-        <w:rPr>
-          <w:rFonts w:eastAsia="Times New Roman" w:cs="" w:cstheme="majorBidi"/>
-          <w:color w:val="000000"/>
-          <w:kern w:val="0"/>
-          <w:sz w:val="20"/>
-          <w:szCs w:val="20"/>
-          <w:lang w:eastAsia="en-GB"/>
-          <w14:ligatures w14:val="none"/>
-        </w:rPr>
-        <w:t xml:space="preserve">Whenever the System detects a 5% difference in pixels between two consecutive frames, </w:t>
+        <w:t xml:space="preserve"> Whenever the System detects a 5% difference in pixels between two consecutive frames, </w:t>
       </w:r>
       <w:r>
         <w:rPr>
@@ -5959,11 +5899,7 @@
       <w:bookmarkEnd w:id="45"/>
       <w:r>
         <w:rPr/>
-        <w:t xml:space="preserve">5.3 </w:t>
-      </w:r>
-      <w:r>
-        <w:rPr/>
-        <w:t>Rolling Storage Management</w:t>
+        <w:t>5.3 Rolling Storage Management</w:t>
         <w:br/>
       </w:r>
     </w:p>

--- a/SRS/word/SRS_V4.docx
+++ b/SRS/word/SRS_V4.docx
@@ -125,35 +125,7 @@
           <w:lang w:eastAsia="en-GB"/>
           <w14:ligatures w14:val="none"/>
         </w:rPr>
-        <w:t>Version </w:t>
-      </w:r>
-      <w:r>
-        <w:rPr>
-          <w:rFonts w:eastAsia="Times New Roman" w:cs="" w:asciiTheme="majorBidi" w:cstheme="majorBidi" w:hAnsiTheme="majorBidi"/>
-          <w:b/>
-          <w:bCs/>
-          <w:color w:val="000000"/>
-          <w:kern w:val="0"/>
-          <w:sz w:val="20"/>
-          <w:szCs w:val="20"/>
-          <w:lang w:eastAsia="en-GB"/>
-          <w14:ligatures w14:val="none"/>
-        </w:rPr>
-        <w:t>4</w:t>
-      </w:r>
-      <w:r>
-        <w:rPr>
-          <w:rFonts w:eastAsia="Times New Roman" w:cs="" w:asciiTheme="majorBidi" w:cstheme="majorBidi" w:hAnsiTheme="majorBidi"/>
-          <w:b/>
-          <w:bCs/>
-          <w:color w:val="000000"/>
-          <w:kern w:val="0"/>
-          <w:sz w:val="20"/>
-          <w:szCs w:val="20"/>
-          <w:lang w:eastAsia="en-GB"/>
-          <w14:ligatures w14:val="none"/>
-        </w:rPr>
-        <w:t>.0.0</w:t>
+        <w:t>Version 4.0.0</w:t>
       </w:r>
     </w:p>
     <w:p>
@@ -2182,7 +2154,15 @@
       <w:bookmarkEnd w:id="2"/>
       <w:r>
         <w:rPr/>
-        <w:t>This document specifies the complete software requirements for the Motion Detection Surveillance System (MDSS) firmware, Version 3.0.0, developed by Mikołaj Żyszkiewicz at Lodz University of Technology. The described firmware is intended to run on a Raspberry Pi single-board computer equipped with a compatible camera module and shall provide autonomous, edge-computed video surveillance without reliance on external cloud infrastructure or continuous human oversight. This specification covers all functional and non-functional requirements necessary for the design, implementation, testing, and maintenance of the system. It shall serve as the authoritative reference document for all development and verification activities associated with this product.</w:t>
+        <w:t xml:space="preserve">This document specifies the complete software requirements for the Motion Detection Surveillance System (MDSS) firmware, Version </w:t>
+      </w:r>
+      <w:r>
+        <w:rPr/>
+        <w:t>4</w:t>
+      </w:r>
+      <w:r>
+        <w:rPr/>
+        <w:t>.0.0, developed by Mikołaj Żyszkiewicz at Lodz University of Technology. The described firmware is intended to run on a Raspberry Pi single-board computer equipped with a compatible camera module and shall provide autonomous, edge-computed video surveillance without reliance on external cloud infrastructure or continuous human oversight. This specification covers all functional and non-functional requirements necessary for the design, implementation, testing, and maintenance of the system. It shall serve as the authoritative reference document for all development and verification activities associated with this product.</w:t>
       </w:r>
     </w:p>
     <w:p>
